--- a/templates/民事案件-法人或其它组织/9阅卷笔录.docx
+++ b/templates/民事案件-法人或其它组织/9阅卷笔录.docx
@@ -148,28 +148,28 @@
           <w:sz w:val="28"/>
           <w:szCs w:val="28"/>
         </w:rPr>
-        <w:t>案由：{{案由}}</w:t>
-      </w:r>
-    </w:p>
-    <w:p>
-      <w:pPr>
-        <w:jc w:val="left"/>
-        <w:rPr>
-          <w:rFonts w:ascii="仿宋_GB2312" w:eastAsia="仿宋_GB2312"/>
-          <w:sz w:val="28"/>
-          <w:szCs w:val="28"/>
-        </w:rPr>
-      </w:pPr>
-      <w:r>
-        <w:rPr>
-          <w:rFonts w:hint="eastAsia" w:ascii="仿宋_GB2312" w:hAnsi="SimSun" w:eastAsia="仿宋_GB2312"/>
-          <w:sz w:val="28"/>
-          <w:szCs w:val="28"/>
-        </w:rPr>
-        <w:t>委托人：{{名称}}</w:t>
+        <w:t>案由：{{十案由}}</w:t>
       </w:r>
       <w:bookmarkStart w:id="0" w:name="_GoBack"/>
       <w:bookmarkEnd w:id="0"/>
+    </w:p>
+    <w:p>
+      <w:pPr>
+        <w:jc w:val="left"/>
+        <w:rPr>
+          <w:rFonts w:ascii="仿宋_GB2312" w:eastAsia="仿宋_GB2312"/>
+          <w:sz w:val="28"/>
+          <w:szCs w:val="28"/>
+        </w:rPr>
+      </w:pPr>
+      <w:r>
+        <w:rPr>
+          <w:rFonts w:hint="eastAsia" w:ascii="仿宋_GB2312" w:hAnsi="SimSun" w:eastAsia="仿宋_GB2312"/>
+          <w:sz w:val="28"/>
+          <w:szCs w:val="28"/>
+        </w:rPr>
+        <w:t>委托人：{{二委托人}}</w:t>
+      </w:r>
     </w:p>
     <w:p>
       <w:pPr>
@@ -1431,7 +1431,7 @@
     <w:lsdException w:unhideWhenUsed="0" w:uiPriority="0" w:semiHidden="0" w:name="Body Text Indent 2"/>
     <w:lsdException w:unhideWhenUsed="0" w:uiPriority="0" w:semiHidden="0" w:name="Body Text Indent 3"/>
     <w:lsdException w:unhideWhenUsed="0" w:uiPriority="0" w:semiHidden="0" w:name="Block Text"/>
-    <w:lsdException w:qFormat="1" w:uiPriority="99" w:semiHidden="0" w:name="Hyperlink"/>
+    <w:lsdException w:uiPriority="99" w:semiHidden="0" w:name="Hyperlink"/>
     <w:lsdException w:unhideWhenUsed="0" w:uiPriority="0" w:semiHidden="0" w:name="FollowedHyperlink"/>
     <w:lsdException w:qFormat="1" w:unhideWhenUsed="0" w:uiPriority="0" w:semiHidden="0" w:name="Strong"/>
     <w:lsdException w:qFormat="1" w:unhideWhenUsed="0" w:uiPriority="0" w:semiHidden="0" w:name="Emphasis"/>
@@ -1721,7 +1721,6 @@
     <w:name w:val="Hyperlink"/>
     <w:basedOn w:val="9"/>
     <w:unhideWhenUsed/>
-    <w:qFormat/>
     <w:uiPriority w:val="99"/>
     <w:rPr>
       <w:color w:val="000000"/>
@@ -1748,7 +1747,6 @@
   <w:style w:type="character" w:customStyle="1" w:styleId="14">
     <w:name w:val="页脚 Char"/>
     <w:link w:val="5"/>
-    <w:qFormat/>
     <w:uiPriority w:val="99"/>
     <w:rPr>
       <w:sz w:val="18"/>
@@ -1781,7 +1779,6 @@
   <w:style w:type="paragraph" w:customStyle="1" w:styleId="17">
     <w:name w:val="List Paragraph"/>
     <w:basedOn w:val="1"/>
-    <w:qFormat/>
     <w:uiPriority w:val="99"/>
     <w:pPr>
       <w:ind w:firstLine="420" w:firstLineChars="200"/>

--- a/templates/民事案件-法人或其它组织/9阅卷笔录.docx
+++ b/templates/民事案件-法人或其它组织/9阅卷笔录.docx
@@ -148,7 +148,7 @@
           <w:sz w:val="28"/>
           <w:szCs w:val="28"/>
         </w:rPr>
-        <w:t>案由：{{十案由}}</w:t>
+        <w:t>案由：{{_10案由}}</w:t>
       </w:r>
       <w:bookmarkStart w:id="0" w:name="_GoBack"/>
       <w:bookmarkEnd w:id="0"/>
@@ -168,7 +168,7 @@
           <w:sz w:val="28"/>
           <w:szCs w:val="28"/>
         </w:rPr>
-        <w:t>委托人：{{二委托人}}</w:t>
+        <w:t>委托人：{{_2委托人}}</w:t>
       </w:r>
     </w:p>
     <w:p>
